--- a/SM2 - Analysis/tables/moderator_tests.docx
+++ b/SM2 - Analysis/tables/moderator_tests.docx
@@ -114,6 +114,26 @@
           <w:tcPr>
             <w:tcBorders>
               <w:top w:val="single" w:sz="16" w:space="0" w:color="D3D3D3"/>
+            </w:tcBorders>
+          </w:tcPr>
+          <w:p>
+            <w:pPr>
+              <w:spacing w:before="0" w:after="60"/>
+              <w:keepNext/>
+            </w:pPr>
+            <w:r>
+              <w:rPr>
+                <w:rFonts w:ascii="Calibri" w:hAnsi="Calibri"/>
+                <w:sz w:val="20"/>
+              </w:rPr>
+              <w:t xml:space="default"/>
+            </w:r>
+          </w:p>
+        </w:tc>
+        <w:tc>
+          <w:tcPr>
+            <w:tcBorders>
+              <w:top w:val="single" w:sz="16" w:space="0" w:color="D3D3D3"/>
               <w:bottom w:val="single" w:sz="16" w:space="0" w:color="BLACK"/>
             </w:tcBorders>
             <w:gridSpan w:val="4"/>
@@ -202,6 +222,27 @@
                 <w:rFonts w:ascii="Calibri" w:hAnsi="Calibri"/>
                 <w:sz w:val="20"/>
               </w:rPr>
+              <w:t xml:space="preserve">Ns</w:t>
+            </w:r>
+          </w:p>
+        </w:tc>
+        <w:tc>
+          <w:tcPr>
+            <w:tcBorders>
+              <w:bottom w:val="single" w:sz="16" w:space="0" w:color="BLACK"/>
+            </w:tcBorders>
+          </w:tcPr>
+          <w:p>
+            <w:pPr>
+              <w:spacing w:before="0" w:after="60"/>
+              <w:keepNext/>
+              <w:jc w:val="end"/>
+            </w:pPr>
+            <w:r>
+              <w:rPr>
+                <w:rFonts w:ascii="Calibri" w:hAnsi="Calibri"/>
+                <w:sz w:val="20"/>
+              </w:rPr>
               <w:t xml:space="preserve">k</w:t>
             </w:r>
           </w:p>
@@ -407,6 +448,30 @@
                 <w:rFonts w:ascii="Calibri" w:hAnsi="Calibri"/>
                 <w:sz w:val="20"/>
               </w:rPr>
+              <w:t xml:space="default">578</w:t>
+            </w:r>
+          </w:p>
+        </w:tc>
+        <w:tc>
+          <w:tcPr>
+            <w:tcBorders>
+              <w:top w:val="single" w:space="0" w:color="WHITE"/>
+              <w:bottom w:val="single" w:space="0" w:color="WHITE"/>
+              <w:start w:val="single" w:space="0" w:color="D3D3D3"/>
+              <w:end w:val="single" w:space="0" w:color="D3D3D3"/>
+            </w:tcBorders>
+          </w:tcPr>
+          <w:p>
+            <w:pPr>
+              <w:spacing w:before="0" w:after="60"/>
+              <w:keepNext/>
+              <w:jc w:val="end"/>
+            </w:pPr>
+            <w:r>
+              <w:rPr>
+                <w:rFonts w:ascii="Calibri" w:hAnsi="Calibri"/>
+                <w:sz w:val="20"/>
+              </w:rPr>
               <w:t xml:space="default">2393</w:t>
             </w:r>
           </w:p>
@@ -604,6 +669,30 @@
                 <w:rFonts w:ascii="Calibri" w:hAnsi="Calibri"/>
                 <w:sz w:val="20"/>
               </w:rPr>
+              <w:t xml:space="default">539</w:t>
+            </w:r>
+          </w:p>
+        </w:tc>
+        <w:tc>
+          <w:tcPr>
+            <w:tcBorders>
+              <w:top w:val="single" w:space="0" w:color="WHITE"/>
+              <w:bottom w:val="single" w:space="0" w:color="WHITE"/>
+              <w:start w:val="single" w:space="0" w:color="D3D3D3"/>
+              <w:end w:val="single" w:space="0" w:color="D3D3D3"/>
+            </w:tcBorders>
+          </w:tcPr>
+          <w:p>
+            <w:pPr>
+              <w:spacing w:before="0" w:after="60"/>
+              <w:keepNext/>
+              <w:jc w:val="end"/>
+            </w:pPr>
+            <w:r>
+              <w:rPr>
+                <w:rFonts w:ascii="Calibri" w:hAnsi="Calibri"/>
+                <w:sz w:val="20"/>
+              </w:rPr>
               <w:t xml:space="default">2229</w:t>
             </w:r>
           </w:p>
@@ -801,6 +890,30 @@
                 <w:rFonts w:ascii="Calibri" w:hAnsi="Calibri"/>
                 <w:sz w:val="20"/>
               </w:rPr>
+              <w:t xml:space="default">542</w:t>
+            </w:r>
+          </w:p>
+        </w:tc>
+        <w:tc>
+          <w:tcPr>
+            <w:tcBorders>
+              <w:top w:val="single" w:space="0" w:color="WHITE"/>
+              <w:bottom w:val="single" w:space="0" w:color="WHITE"/>
+              <w:start w:val="single" w:space="0" w:color="D3D3D3"/>
+              <w:end w:val="single" w:space="0" w:color="D3D3D3"/>
+            </w:tcBorders>
+          </w:tcPr>
+          <w:p>
+            <w:pPr>
+              <w:spacing w:before="0" w:after="60"/>
+              <w:keepNext/>
+              <w:jc w:val="end"/>
+            </w:pPr>
+            <w:r>
+              <w:rPr>
+                <w:rFonts w:ascii="Calibri" w:hAnsi="Calibri"/>
+                <w:sz w:val="20"/>
+              </w:rPr>
               <w:t xml:space="default">2298</w:t>
             </w:r>
           </w:p>
@@ -998,6 +1111,30 @@
                 <w:rFonts w:ascii="Calibri" w:hAnsi="Calibri"/>
                 <w:sz w:val="20"/>
               </w:rPr>
+              <w:t xml:space="default">640</w:t>
+            </w:r>
+          </w:p>
+        </w:tc>
+        <w:tc>
+          <w:tcPr>
+            <w:tcBorders>
+              <w:top w:val="single" w:space="0" w:color="WHITE"/>
+              <w:bottom w:val="single" w:space="0" w:color="WHITE"/>
+              <w:start w:val="single" w:space="0" w:color="D3D3D3"/>
+              <w:end w:val="single" w:space="0" w:color="D3D3D3"/>
+            </w:tcBorders>
+          </w:tcPr>
+          <w:p>
+            <w:pPr>
+              <w:spacing w:before="0" w:after="60"/>
+              <w:keepNext/>
+              <w:jc w:val="end"/>
+            </w:pPr>
+            <w:r>
+              <w:rPr>
+                <w:rFonts w:ascii="Calibri" w:hAnsi="Calibri"/>
+                <w:sz w:val="20"/>
+              </w:rPr>
               <w:t xml:space="default">2609</w:t>
             </w:r>
           </w:p>
@@ -1195,6 +1332,30 @@
                 <w:rFonts w:ascii="Calibri" w:hAnsi="Calibri"/>
                 <w:sz w:val="20"/>
               </w:rPr>
+              <w:t xml:space="default">644</w:t>
+            </w:r>
+          </w:p>
+        </w:tc>
+        <w:tc>
+          <w:tcPr>
+            <w:tcBorders>
+              <w:top w:val="single" w:space="0" w:color="WHITE"/>
+              <w:bottom w:val="single" w:space="0" w:color="WHITE"/>
+              <w:start w:val="single" w:space="0" w:color="D3D3D3"/>
+              <w:end w:val="single" w:space="0" w:color="D3D3D3"/>
+            </w:tcBorders>
+          </w:tcPr>
+          <w:p>
+            <w:pPr>
+              <w:spacing w:before="0" w:after="60"/>
+              <w:keepNext/>
+              <w:jc w:val="end"/>
+            </w:pPr>
+            <w:r>
+              <w:rPr>
+                <w:rFonts w:ascii="Calibri" w:hAnsi="Calibri"/>
+                <w:sz w:val="20"/>
+              </w:rPr>
               <w:t xml:space="default">2623</w:t>
             </w:r>
           </w:p>
@@ -1392,6 +1553,30 @@
                 <w:rFonts w:ascii="Calibri" w:hAnsi="Calibri"/>
                 <w:sz w:val="20"/>
               </w:rPr>
+              <w:t xml:space="default">646</w:t>
+            </w:r>
+          </w:p>
+        </w:tc>
+        <w:tc>
+          <w:tcPr>
+            <w:tcBorders>
+              <w:top w:val="single" w:space="0" w:color="WHITE"/>
+              <w:bottom w:val="single" w:space="0" w:color="WHITE"/>
+              <w:start w:val="single" w:space="0" w:color="D3D3D3"/>
+              <w:end w:val="single" w:space="0" w:color="D3D3D3"/>
+            </w:tcBorders>
+          </w:tcPr>
+          <w:p>
+            <w:pPr>
+              <w:spacing w:before="0" w:after="60"/>
+              <w:keepNext/>
+              <w:jc w:val="end"/>
+            </w:pPr>
+            <w:r>
+              <w:rPr>
+                <w:rFonts w:ascii="Calibri" w:hAnsi="Calibri"/>
+                <w:sz w:val="20"/>
+              </w:rPr>
               <w:t xml:space="default">2638</w:t>
             </w:r>
           </w:p>
@@ -1589,6 +1774,30 @@
                 <w:rFonts w:ascii="Calibri" w:hAnsi="Calibri"/>
                 <w:sz w:val="20"/>
               </w:rPr>
+              <w:t xml:space="default">646</w:t>
+            </w:r>
+          </w:p>
+        </w:tc>
+        <w:tc>
+          <w:tcPr>
+            <w:tcBorders>
+              <w:top w:val="single" w:space="0" w:color="WHITE"/>
+              <w:bottom w:val="single" w:space="0" w:color="WHITE"/>
+              <w:start w:val="single" w:space="0" w:color="D3D3D3"/>
+              <w:end w:val="single" w:space="0" w:color="D3D3D3"/>
+            </w:tcBorders>
+          </w:tcPr>
+          <w:p>
+            <w:pPr>
+              <w:spacing w:before="0" w:after="60"/>
+              <w:keepNext/>
+              <w:jc w:val="end"/>
+            </w:pPr>
+            <w:r>
+              <w:rPr>
+                <w:rFonts w:ascii="Calibri" w:hAnsi="Calibri"/>
+                <w:sz w:val="20"/>
+              </w:rPr>
               <w:t xml:space="default">2638</w:t>
             </w:r>
           </w:p>
@@ -1786,6 +1995,30 @@
                 <w:rFonts w:ascii="Calibri" w:hAnsi="Calibri"/>
                 <w:sz w:val="20"/>
               </w:rPr>
+              <w:t xml:space="default">90</w:t>
+            </w:r>
+          </w:p>
+        </w:tc>
+        <w:tc>
+          <w:tcPr>
+            <w:tcBorders>
+              <w:top w:val="single" w:space="0" w:color="WHITE"/>
+              <w:bottom w:val="single" w:space="0" w:color="WHITE"/>
+              <w:start w:val="single" w:space="0" w:color="D3D3D3"/>
+              <w:end w:val="single" w:space="0" w:color="D3D3D3"/>
+            </w:tcBorders>
+          </w:tcPr>
+          <w:p>
+            <w:pPr>
+              <w:spacing w:before="0" w:after="60"/>
+              <w:keepNext/>
+              <w:jc w:val="end"/>
+            </w:pPr>
+            <w:r>
+              <w:rPr>
+                <w:rFonts w:ascii="Calibri" w:hAnsi="Calibri"/>
+                <w:sz w:val="20"/>
+              </w:rPr>
               <w:t xml:space="default">268</w:t>
             </w:r>
           </w:p>
@@ -1983,6 +2216,30 @@
                 <w:rFonts w:ascii="Calibri" w:hAnsi="Calibri"/>
                 <w:sz w:val="20"/>
               </w:rPr>
+              <w:t xml:space="default">646</w:t>
+            </w:r>
+          </w:p>
+        </w:tc>
+        <w:tc>
+          <w:tcPr>
+            <w:tcBorders>
+              <w:top w:val="single" w:space="0" w:color="WHITE"/>
+              <w:bottom w:val="single" w:space="0" w:color="WHITE"/>
+              <w:start w:val="single" w:space="0" w:color="D3D3D3"/>
+              <w:end w:val="single" w:space="0" w:color="D3D3D3"/>
+            </w:tcBorders>
+          </w:tcPr>
+          <w:p>
+            <w:pPr>
+              <w:spacing w:before="0" w:after="60"/>
+              <w:keepNext/>
+              <w:jc w:val="end"/>
+            </w:pPr>
+            <w:r>
+              <w:rPr>
+                <w:rFonts w:ascii="Calibri" w:hAnsi="Calibri"/>
+                <w:sz w:val="20"/>
+              </w:rPr>
               <w:t xml:space="default">2638</w:t>
             </w:r>
           </w:p>
@@ -2180,6 +2437,30 @@
                 <w:rFonts w:ascii="Calibri" w:hAnsi="Calibri"/>
                 <w:sz w:val="20"/>
               </w:rPr>
+              <w:t xml:space="default">549</w:t>
+            </w:r>
+          </w:p>
+        </w:tc>
+        <w:tc>
+          <w:tcPr>
+            <w:tcBorders>
+              <w:top w:val="single" w:space="0" w:color="WHITE"/>
+              <w:bottom w:val="single" w:space="0" w:color="WHITE"/>
+              <w:start w:val="single" w:space="0" w:color="D3D3D3"/>
+              <w:end w:val="single" w:space="0" w:color="D3D3D3"/>
+            </w:tcBorders>
+          </w:tcPr>
+          <w:p>
+            <w:pPr>
+              <w:spacing w:before="0" w:after="60"/>
+              <w:keepNext/>
+              <w:jc w:val="end"/>
+            </w:pPr>
+            <w:r>
+              <w:rPr>
+                <w:rFonts w:ascii="Calibri" w:hAnsi="Calibri"/>
+                <w:sz w:val="20"/>
+              </w:rPr>
               <w:t xml:space="default">2328</w:t>
             </w:r>
           </w:p>
@@ -2377,6 +2658,30 @@
                 <w:rFonts w:ascii="Calibri" w:hAnsi="Calibri"/>
                 <w:sz w:val="20"/>
               </w:rPr>
+              <w:t xml:space="default">549</w:t>
+            </w:r>
+          </w:p>
+        </w:tc>
+        <w:tc>
+          <w:tcPr>
+            <w:tcBorders>
+              <w:top w:val="single" w:space="0" w:color="WHITE"/>
+              <w:bottom w:val="single" w:space="0" w:color="WHITE"/>
+              <w:start w:val="single" w:space="0" w:color="D3D3D3"/>
+              <w:end w:val="single" w:space="0" w:color="D3D3D3"/>
+            </w:tcBorders>
+          </w:tcPr>
+          <w:p>
+            <w:pPr>
+              <w:spacing w:before="0" w:after="60"/>
+              <w:keepNext/>
+              <w:jc w:val="end"/>
+            </w:pPr>
+            <w:r>
+              <w:rPr>
+                <w:rFonts w:ascii="Calibri" w:hAnsi="Calibri"/>
+                <w:sz w:val="20"/>
+              </w:rPr>
               <w:t xml:space="default">2328</w:t>
             </w:r>
           </w:p>
@@ -2574,6 +2879,30 @@
                 <w:rFonts w:ascii="Calibri" w:hAnsi="Calibri"/>
                 <w:sz w:val="20"/>
               </w:rPr>
+              <w:t xml:space="default">642</w:t>
+            </w:r>
+          </w:p>
+        </w:tc>
+        <w:tc>
+          <w:tcPr>
+            <w:tcBorders>
+              <w:top w:val="single" w:space="0" w:color="WHITE"/>
+              <w:bottom w:val="single" w:space="0" w:color="WHITE"/>
+              <w:start w:val="single" w:space="0" w:color="D3D3D3"/>
+              <w:end w:val="single" w:space="0" w:color="D3D3D3"/>
+            </w:tcBorders>
+          </w:tcPr>
+          <w:p>
+            <w:pPr>
+              <w:spacing w:before="0" w:after="60"/>
+              <w:keepNext/>
+              <w:jc w:val="end"/>
+            </w:pPr>
+            <w:r>
+              <w:rPr>
+                <w:rFonts w:ascii="Calibri" w:hAnsi="Calibri"/>
+                <w:sz w:val="20"/>
+              </w:rPr>
               <w:t xml:space="default">2596</w:t>
             </w:r>
           </w:p>
@@ -2771,6 +3100,30 @@
                 <w:rFonts w:ascii="Calibri" w:hAnsi="Calibri"/>
                 <w:sz w:val="20"/>
               </w:rPr>
+              <w:t xml:space="default">646</w:t>
+            </w:r>
+          </w:p>
+        </w:tc>
+        <w:tc>
+          <w:tcPr>
+            <w:tcBorders>
+              <w:top w:val="single" w:space="0" w:color="WHITE"/>
+              <w:bottom w:val="single" w:space="0" w:color="WHITE"/>
+              <w:start w:val="single" w:space="0" w:color="D3D3D3"/>
+              <w:end w:val="single" w:space="0" w:color="D3D3D3"/>
+            </w:tcBorders>
+          </w:tcPr>
+          <w:p>
+            <w:pPr>
+              <w:spacing w:before="0" w:after="60"/>
+              <w:keepNext/>
+              <w:jc w:val="end"/>
+            </w:pPr>
+            <w:r>
+              <w:rPr>
+                <w:rFonts w:ascii="Calibri" w:hAnsi="Calibri"/>
+                <w:sz w:val="20"/>
+              </w:rPr>
               <w:t xml:space="default">2638</w:t>
             </w:r>
           </w:p>
@@ -2968,6 +3321,30 @@
                 <w:rFonts w:ascii="Calibri" w:hAnsi="Calibri"/>
                 <w:sz w:val="20"/>
               </w:rPr>
+              <w:t xml:space="default">646</w:t>
+            </w:r>
+          </w:p>
+        </w:tc>
+        <w:tc>
+          <w:tcPr>
+            <w:tcBorders>
+              <w:top w:val="single" w:space="0" w:color="WHITE"/>
+              <w:bottom w:val="single" w:space="0" w:color="WHITE"/>
+              <w:start w:val="single" w:space="0" w:color="D3D3D3"/>
+              <w:end w:val="single" w:space="0" w:color="D3D3D3"/>
+            </w:tcBorders>
+          </w:tcPr>
+          <w:p>
+            <w:pPr>
+              <w:spacing w:before="0" w:after="60"/>
+              <w:keepNext/>
+              <w:jc w:val="end"/>
+            </w:pPr>
+            <w:r>
+              <w:rPr>
+                <w:rFonts w:ascii="Calibri" w:hAnsi="Calibri"/>
+                <w:sz w:val="20"/>
+              </w:rPr>
               <w:t xml:space="default">2638</w:t>
             </w:r>
           </w:p>
@@ -3165,6 +3542,30 @@
                 <w:rFonts w:ascii="Calibri" w:hAnsi="Calibri"/>
                 <w:sz w:val="20"/>
               </w:rPr>
+              <w:t xml:space="default">569</w:t>
+            </w:r>
+          </w:p>
+        </w:tc>
+        <w:tc>
+          <w:tcPr>
+            <w:tcBorders>
+              <w:top w:val="single" w:space="0" w:color="WHITE"/>
+              <w:bottom w:val="single" w:space="0" w:color="WHITE"/>
+              <w:start w:val="single" w:space="0" w:color="D3D3D3"/>
+              <w:end w:val="single" w:space="0" w:color="D3D3D3"/>
+            </w:tcBorders>
+          </w:tcPr>
+          <w:p>
+            <w:pPr>
+              <w:spacing w:before="0" w:after="60"/>
+              <w:keepNext/>
+              <w:jc w:val="end"/>
+            </w:pPr>
+            <w:r>
+              <w:rPr>
+                <w:rFonts w:ascii="Calibri" w:hAnsi="Calibri"/>
+                <w:sz w:val="20"/>
+              </w:rPr>
               <w:t xml:space="default">2397</w:t>
             </w:r>
           </w:p>
@@ -3362,6 +3763,30 @@
                 <w:rFonts w:ascii="Calibri" w:hAnsi="Calibri"/>
                 <w:sz w:val="20"/>
               </w:rPr>
+              <w:t xml:space="default">596</w:t>
+            </w:r>
+          </w:p>
+        </w:tc>
+        <w:tc>
+          <w:tcPr>
+            <w:tcBorders>
+              <w:top w:val="single" w:space="0" w:color="WHITE"/>
+              <w:bottom w:val="single" w:space="0" w:color="WHITE"/>
+              <w:start w:val="single" w:space="0" w:color="D3D3D3"/>
+              <w:end w:val="single" w:space="0" w:color="D3D3D3"/>
+            </w:tcBorders>
+          </w:tcPr>
+          <w:p>
+            <w:pPr>
+              <w:spacing w:before="0" w:after="60"/>
+              <w:keepNext/>
+              <w:jc w:val="end"/>
+            </w:pPr>
+            <w:r>
+              <w:rPr>
+                <w:rFonts w:ascii="Calibri" w:hAnsi="Calibri"/>
+                <w:sz w:val="20"/>
+              </w:rPr>
               <w:t xml:space="default">2492</w:t>
             </w:r>
           </w:p>
@@ -3559,6 +3984,30 @@
                 <w:rFonts w:ascii="Calibri" w:hAnsi="Calibri"/>
                 <w:sz w:val="20"/>
               </w:rPr>
+              <w:t xml:space="default">644</w:t>
+            </w:r>
+          </w:p>
+        </w:tc>
+        <w:tc>
+          <w:tcPr>
+            <w:tcBorders>
+              <w:top w:val="single" w:space="0" w:color="WHITE"/>
+              <w:bottom w:val="single" w:space="0" w:color="WHITE"/>
+              <w:start w:val="single" w:space="0" w:color="D3D3D3"/>
+              <w:end w:val="single" w:space="0" w:color="D3D3D3"/>
+            </w:tcBorders>
+          </w:tcPr>
+          <w:p>
+            <w:pPr>
+              <w:spacing w:before="0" w:after="60"/>
+              <w:keepNext/>
+              <w:jc w:val="end"/>
+            </w:pPr>
+            <w:r>
+              <w:rPr>
+                <w:rFonts w:ascii="Calibri" w:hAnsi="Calibri"/>
+                <w:sz w:val="20"/>
+              </w:rPr>
               <w:t xml:space="default">2623</w:t>
             </w:r>
           </w:p>
@@ -3714,7 +4163,7 @@
         </w:trPr>
         <w:tc>
           <w:tcPr>
-            <w:gridSpan w:val="8"/>
+            <w:gridSpan w:val="9"/>
           </w:tcPr>
           <w:p>
             <w:pPr>
@@ -3953,6 +4402,25 @@
       <w:jc w:val="center"/>
     </w:pPr>
   </w:style>
+  <w:style w:customStyle="1" w:styleId="AbstractTitle" w:type="paragraph">
+    <w:name w:val="Abstract Title"/>
+    <w:basedOn w:val="Normal"/>
+    <w:next w:val="Abstract"/>
+    <w:qFormat/>
+    <w:pPr>
+      <w:keepNext/>
+      <w:keepLines/>
+      <w:jc w:val="center"/>
+      <w:spacing w:after="0" w:before="300"/>
+    </w:pPr>
+    <w:rPr>
+      <w:sz w:val="20"/>
+      <w:szCs w:val="20"/>
+      <w:b/>
+      <w:color w:val="345A8A"/>
+      &gt;
+    </w:rPr>
+  </w:style>
   <w:style w:customStyle="1" w:styleId="Abstract" w:type="paragraph">
     <w:name w:val="Abstract"/>
     <w:basedOn w:val="Normal"/>
@@ -3961,7 +4429,7 @@
     <w:pPr>
       <w:keepNext/>
       <w:keepLines/>
-      <w:spacing w:after="300" w:before="300"/>
+      <w:spacing w:after="300" w:before="100"/>
     </w:pPr>
     <w:rPr>
       <w:sz w:val="20"/>
@@ -4183,6 +4651,18 @@
     <w:uiPriority w:val="9"/>
     <w:unhideWhenUsed/>
     <w:qFormat/>
+  </w:style>
+  <w:style w:styleId="FootnoteBlockText" w:type="paragraph">
+    <w:name w:val="Footnote Block Text"/>
+    <w:basedOn w:val="Footnote Text"/>
+    <w:next w:val="Footnote Text"/>
+    <w:uiPriority w:val="9"/>
+    <w:unhideWhenUsed/>
+    <w:qFormat/>
+    <w:pPr>
+      <w:spacing w:after="100" w:before="100"/>
+      <w:ind w:firstLine="0" w:left="480" w:right="480"/>
+    </w:pPr>
   </w:style>
   <w:style w:default="1" w:styleId="DefaultParagraphFont" w:type="character">
     <w:name w:val="Default Paragraph Font"/>
